--- a/Sorting algo/Practical-10/25DCE014-FDSA_PRAC-10.docx
+++ b/Sorting algo/Practical-10/25DCE014-FDSA_PRAC-10.docx
@@ -102,15 +102,34 @@
       <w:pPr>
         <w:spacing w:before="60" w:after="400"/>
         <w:jc w:val="center"/>
-      </w:pPr>
-      <w:r>
-        <w:rPr>
-          <w:b/>
-          <w:bCs/>
-          <w:sz w:val="28"/>
-          <w:szCs w:val="28"/>
-        </w:rPr>
-        <w:t>DEPARTMENT OF INFORMATION TECHNOLOGY</w:t>
+        <w:rPr>
+          <w:rFonts w:hint="default"/>
+          <w:b/>
+          <w:bCs/>
+          <w:sz w:val="28"/>
+          <w:szCs w:val="28"/>
+          <w:lang w:val="en-US"/>
+        </w:rPr>
+      </w:pPr>
+      <w:r>
+        <w:rPr>
+          <w:b/>
+          <w:bCs/>
+          <w:sz w:val="28"/>
+          <w:szCs w:val="28"/>
+        </w:rPr>
+        <w:t xml:space="preserve">DEPARTMENT OF </w:t>
+      </w:r>
+      <w:r>
+        <w:rPr>
+          <w:rFonts w:hint="default"/>
+          <w:b/>
+          <w:bCs/>
+          <w:sz w:val="28"/>
+          <w:szCs w:val="28"/>
+          <w:lang w:val="en-US"/>
+        </w:rPr>
+        <w:t>COMPUTER ENGINEERING</w:t>
       </w:r>
     </w:p>
     <w:p>
@@ -361,15 +380,65 @@
         <w:spacing w:after="120" w:line="276" w:lineRule="auto"/>
         <w:jc w:val="both"/>
         <w:rPr>
-          <w:sz w:val="28"/>
-          <w:szCs w:val="28"/>
-        </w:rPr>
-      </w:pPr>
-    </w:p>
-    <w:p>
-      <w:pPr>
-        <w:keepNext/>
-        <w:spacing w:before="160" w:after="120"/>
+          <w:b/>
+          <w:bCs/>
+          <w:sz w:val="28"/>
+          <w:szCs w:val="28"/>
+        </w:rPr>
+      </w:pPr>
+    </w:p>
+    <w:p>
+      <w:pPr>
+        <w:spacing w:after="120" w:line="276" w:lineRule="auto"/>
+        <w:jc w:val="both"/>
+        <w:rPr>
+          <w:b/>
+          <w:bCs/>
+          <w:sz w:val="28"/>
+          <w:szCs w:val="28"/>
+        </w:rPr>
+      </w:pPr>
+    </w:p>
+    <w:p>
+      <w:pPr>
+        <w:spacing w:after="120" w:line="276" w:lineRule="auto"/>
+        <w:jc w:val="both"/>
+        <w:rPr>
+          <w:b/>
+          <w:bCs/>
+          <w:sz w:val="28"/>
+          <w:szCs w:val="28"/>
+        </w:rPr>
+      </w:pPr>
+    </w:p>
+    <w:p>
+      <w:pPr>
+        <w:spacing w:after="120" w:line="276" w:lineRule="auto"/>
+        <w:jc w:val="both"/>
+        <w:rPr>
+          <w:b/>
+          <w:bCs/>
+          <w:sz w:val="28"/>
+          <w:szCs w:val="28"/>
+        </w:rPr>
+      </w:pPr>
+    </w:p>
+    <w:p>
+      <w:pPr>
+        <w:spacing w:after="120" w:line="276" w:lineRule="auto"/>
+        <w:jc w:val="both"/>
+        <w:rPr>
+          <w:b/>
+          <w:bCs/>
+          <w:sz w:val="28"/>
+          <w:szCs w:val="28"/>
+        </w:rPr>
+      </w:pPr>
+    </w:p>
+    <w:p>
+      <w:pPr>
+        <w:spacing w:after="120" w:line="276" w:lineRule="auto"/>
+        <w:jc w:val="both"/>
         <w:rPr>
           <w:b/>
           <w:bCs/>
@@ -389,26 +458,15 @@
     </w:p>
     <w:p>
       <w:pPr>
-        <w:keepNext/>
-        <w:spacing w:before="160" w:after="120"/>
-        <w:rPr>
-          <w:sz w:val="28"/>
-          <w:szCs w:val="28"/>
-        </w:rPr>
-      </w:pPr>
-    </w:p>
-    <w:p>
-      <w:pPr>
-        <w:spacing w:after="240"/>
-        <w:rPr>
-          <w:rFonts w:hint="default"/>
-          <w:sz w:val="28"/>
-          <w:szCs w:val="28"/>
-        </w:rPr>
-      </w:pPr>
-      <w:r>
-        <w:rPr>
-          <w:rFonts w:hint="default"/>
+        <w:spacing w:after="120" w:line="276" w:lineRule="auto"/>
+        <w:jc w:val="both"/>
+        <w:rPr>
+          <w:sz w:val="28"/>
+          <w:szCs w:val="28"/>
+        </w:rPr>
+      </w:pPr>
+      <w:r>
+        <w:rPr>
           <w:sz w:val="28"/>
           <w:szCs w:val="28"/>
         </w:rPr>
@@ -416,15 +474,13 @@
       </w:r>
       <w:r>
         <w:rPr>
-          <w:rFonts w:hint="default"/>
-          <w:sz w:val="28"/>
-          <w:szCs w:val="28"/>
-        </w:rPr>
-        <w:instrText xml:space="preserve"> HYPERLINK "https://github.com/ayushposhiya00-lab/FDSA/tree/main/DSA/Practical-10" </w:instrText>
-      </w:r>
-      <w:r>
-        <w:rPr>
-          <w:rFonts w:hint="default"/>
+          <w:sz w:val="28"/>
+          <w:szCs w:val="28"/>
+        </w:rPr>
+        <w:instrText xml:space="preserve"> HYPERLINK "https://github.com/yakshu205/DSA/tree/main/Sorting%20algo/Practical-10" </w:instrText>
+      </w:r>
+      <w:r>
+        <w:rPr>
           <w:sz w:val="28"/>
           <w:szCs w:val="28"/>
         </w:rPr>
@@ -433,15 +489,13 @@
       <w:r>
         <w:rPr>
           <w:rStyle w:val="12"/>
-          <w:rFonts w:hint="default"/>
-          <w:sz w:val="28"/>
-          <w:szCs w:val="28"/>
-        </w:rPr>
-        <w:t>https://github.com/ayushposhiya00-lab/FDSA/tree/main/DSA/Practical-10</w:t>
-      </w:r>
-      <w:r>
-        <w:rPr>
-          <w:rFonts w:hint="default"/>
+          <w:sz w:val="28"/>
+          <w:szCs w:val="28"/>
+        </w:rPr>
+        <w:t>https://github.com/yakshu205/DSA/tree/main/Sorting%20algo/Practical-10</w:t>
+      </w:r>
+      <w:r>
+        <w:rPr>
           <w:sz w:val="28"/>
           <w:szCs w:val="28"/>
         </w:rPr>
@@ -450,11 +504,89 @@
     </w:p>
     <w:p>
       <w:pPr>
-        <w:keepNext/>
-        <w:spacing w:before="160" w:after="120"/>
-        <w:rPr>
-          <w:b/>
-          <w:bCs/>
+        <w:spacing w:after="120" w:line="276" w:lineRule="auto"/>
+        <w:jc w:val="both"/>
+        <w:rPr>
+          <w:sz w:val="28"/>
+          <w:szCs w:val="28"/>
+        </w:rPr>
+      </w:pPr>
+    </w:p>
+    <w:p>
+      <w:pPr>
+        <w:spacing w:after="120" w:line="276" w:lineRule="auto"/>
+        <w:jc w:val="both"/>
+        <w:rPr>
+          <w:sz w:val="28"/>
+          <w:szCs w:val="28"/>
+        </w:rPr>
+      </w:pPr>
+    </w:p>
+    <w:p>
+      <w:pPr>
+        <w:spacing w:after="120" w:line="276" w:lineRule="auto"/>
+        <w:jc w:val="both"/>
+        <w:rPr>
+          <w:sz w:val="28"/>
+          <w:szCs w:val="28"/>
+        </w:rPr>
+      </w:pPr>
+    </w:p>
+    <w:p>
+      <w:pPr>
+        <w:spacing w:after="120" w:line="276" w:lineRule="auto"/>
+        <w:jc w:val="both"/>
+        <w:rPr>
+          <w:sz w:val="28"/>
+          <w:szCs w:val="28"/>
+        </w:rPr>
+      </w:pPr>
+    </w:p>
+    <w:p>
+      <w:pPr>
+        <w:spacing w:after="120" w:line="276" w:lineRule="auto"/>
+        <w:jc w:val="both"/>
+        <w:rPr>
+          <w:sz w:val="28"/>
+          <w:szCs w:val="28"/>
+        </w:rPr>
+      </w:pPr>
+    </w:p>
+    <w:p>
+      <w:pPr>
+        <w:spacing w:after="120" w:line="276" w:lineRule="auto"/>
+        <w:jc w:val="both"/>
+        <w:rPr>
+          <w:sz w:val="28"/>
+          <w:szCs w:val="28"/>
+        </w:rPr>
+      </w:pPr>
+    </w:p>
+    <w:p>
+      <w:pPr>
+        <w:spacing w:after="120" w:line="276" w:lineRule="auto"/>
+        <w:jc w:val="both"/>
+        <w:rPr>
+          <w:sz w:val="28"/>
+          <w:szCs w:val="28"/>
+        </w:rPr>
+      </w:pPr>
+    </w:p>
+    <w:p>
+      <w:pPr>
+        <w:spacing w:after="120" w:line="276" w:lineRule="auto"/>
+        <w:jc w:val="both"/>
+        <w:rPr>
+          <w:sz w:val="28"/>
+          <w:szCs w:val="28"/>
+        </w:rPr>
+      </w:pPr>
+    </w:p>
+    <w:p>
+      <w:pPr>
+        <w:spacing w:after="120" w:line="276" w:lineRule="auto"/>
+        <w:jc w:val="both"/>
+        <w:rPr>
           <w:sz w:val="28"/>
           <w:szCs w:val="28"/>
         </w:rPr>
@@ -468,16 +600,6 @@
         </w:rPr>
         <w:t>Output:</w:t>
       </w:r>
-    </w:p>
-    <w:p>
-      <w:pPr>
-        <w:keepNext/>
-        <w:spacing w:before="160" w:after="120"/>
-        <w:rPr>
-          <w:sz w:val="28"/>
-          <w:szCs w:val="28"/>
-        </w:rPr>
-      </w:pPr>
     </w:p>
     <w:p>
       <w:pPr>
@@ -774,17 +896,15 @@
     </w:p>
     <w:p>
       <w:pPr>
-        <w:keepNext/>
-        <w:spacing w:before="160" w:after="120"/>
-        <w:rPr>
-          <w:rFonts w:hint="default"/>
-          <w:sz w:val="28"/>
-          <w:szCs w:val="28"/>
-        </w:rPr>
-      </w:pPr>
-      <w:r>
-        <w:rPr>
-          <w:rFonts w:hint="default"/>
+        <w:spacing w:after="120" w:line="276" w:lineRule="auto"/>
+        <w:jc w:val="both"/>
+        <w:rPr>
+          <w:sz w:val="28"/>
+          <w:szCs w:val="28"/>
+        </w:rPr>
+      </w:pPr>
+      <w:r>
+        <w:rPr>
           <w:sz w:val="28"/>
           <w:szCs w:val="28"/>
         </w:rPr>
@@ -792,15 +912,13 @@
       </w:r>
       <w:r>
         <w:rPr>
-          <w:rFonts w:hint="default"/>
-          <w:sz w:val="28"/>
-          <w:szCs w:val="28"/>
-        </w:rPr>
-        <w:instrText xml:space="preserve"> HYPERLINK "https://github.com/ayushposhiya00-lab/FDSA/tree/main/DSA/Practical-10" </w:instrText>
-      </w:r>
-      <w:r>
-        <w:rPr>
-          <w:rFonts w:hint="default"/>
+          <w:sz w:val="28"/>
+          <w:szCs w:val="28"/>
+        </w:rPr>
+        <w:instrText xml:space="preserve"> HYPERLINK "https://github.com/yakshu205/DSA/tree/main/Sorting%20algo/Practical-10" </w:instrText>
+      </w:r>
+      <w:r>
+        <w:rPr>
           <w:sz w:val="28"/>
           <w:szCs w:val="28"/>
         </w:rPr>
@@ -808,16 +926,14 @@
       </w:r>
       <w:r>
         <w:rPr>
-          <w:rStyle w:val="15"/>
-          <w:rFonts w:hint="default"/>
-          <w:sz w:val="28"/>
-          <w:szCs w:val="28"/>
-        </w:rPr>
-        <w:t>https://github.com/ayushposhiya00-lab/FDSA/tree/main/DSA/Practical-10</w:t>
-      </w:r>
-      <w:r>
-        <w:rPr>
-          <w:rFonts w:hint="default"/>
+          <w:rStyle w:val="12"/>
+          <w:sz w:val="28"/>
+          <w:szCs w:val="28"/>
+        </w:rPr>
+        <w:t>https://github.com/yakshu205/DSA/tree/main/Sorting%20algo/Practical-10</w:t>
+      </w:r>
+      <w:r>
+        <w:rPr>
           <w:sz w:val="28"/>
           <w:szCs w:val="28"/>
         </w:rPr>
@@ -1178,63 +1294,60 @@
     </w:p>
     <w:p>
       <w:pPr>
+        <w:spacing w:after="120" w:line="276" w:lineRule="auto"/>
+        <w:jc w:val="both"/>
+        <w:rPr>
+          <w:sz w:val="28"/>
+          <w:szCs w:val="28"/>
+        </w:rPr>
+      </w:pPr>
+      <w:r>
+        <w:rPr>
+          <w:sz w:val="28"/>
+          <w:szCs w:val="28"/>
+        </w:rPr>
+        <w:fldChar w:fldCharType="begin"/>
+      </w:r>
+      <w:r>
+        <w:rPr>
+          <w:sz w:val="28"/>
+          <w:szCs w:val="28"/>
+        </w:rPr>
+        <w:instrText xml:space="preserve"> HYPERLINK "https://github.com/yakshu205/DSA/tree/main/Sorting%20algo/Practical-10" </w:instrText>
+      </w:r>
+      <w:r>
+        <w:rPr>
+          <w:sz w:val="28"/>
+          <w:szCs w:val="28"/>
+        </w:rPr>
+        <w:fldChar w:fldCharType="separate"/>
+      </w:r>
+      <w:r>
+        <w:rPr>
+          <w:rStyle w:val="12"/>
+          <w:sz w:val="28"/>
+          <w:szCs w:val="28"/>
+        </w:rPr>
+        <w:t>https://github.com/yakshu205/DSA/tree/main/Sorting%20algo/Practical-10</w:t>
+      </w:r>
+      <w:r>
+        <w:rPr>
+          <w:sz w:val="28"/>
+          <w:szCs w:val="28"/>
+        </w:rPr>
+        <w:fldChar w:fldCharType="end"/>
+      </w:r>
+    </w:p>
+    <w:p>
+      <w:pPr>
         <w:spacing w:after="240"/>
         <w:rPr>
-          <w:rFonts w:hint="default"/>
-          <w:sz w:val="28"/>
-          <w:szCs w:val="28"/>
-        </w:rPr>
-      </w:pPr>
-      <w:r>
-        <w:rPr>
-          <w:rFonts w:hint="default"/>
-          <w:sz w:val="28"/>
-          <w:szCs w:val="28"/>
-        </w:rPr>
-        <w:fldChar w:fldCharType="begin"/>
-      </w:r>
-      <w:r>
-        <w:rPr>
-          <w:rFonts w:hint="default"/>
-          <w:sz w:val="28"/>
-          <w:szCs w:val="28"/>
-        </w:rPr>
-        <w:instrText xml:space="preserve"> HYPERLINK "https://github.com/ayushposhiya00-lab/FDSA/tree/main/DSA/Practical-10" </w:instrText>
-      </w:r>
-      <w:r>
-        <w:rPr>
-          <w:rFonts w:hint="default"/>
-          <w:sz w:val="28"/>
-          <w:szCs w:val="28"/>
-        </w:rPr>
-        <w:fldChar w:fldCharType="separate"/>
-      </w:r>
-      <w:r>
-        <w:rPr>
-          <w:rStyle w:val="15"/>
-          <w:rFonts w:hint="default"/>
-          <w:sz w:val="28"/>
-          <w:szCs w:val="28"/>
-        </w:rPr>
-        <w:t>https://github.com/ayushposhiya00-lab/FDSA/tree/main/DSA/Practical-10</w:t>
-      </w:r>
-      <w:r>
-        <w:rPr>
-          <w:rFonts w:hint="default"/>
-          <w:sz w:val="28"/>
-          <w:szCs w:val="28"/>
-        </w:rPr>
-        <w:fldChar w:fldCharType="end"/>
-      </w:r>
-    </w:p>
-    <w:p>
-      <w:pPr>
-        <w:spacing w:after="240"/>
-        <w:rPr>
-          <w:sz w:val="28"/>
-          <w:szCs w:val="28"/>
-        </w:rPr>
-      </w:pPr>
+          <w:sz w:val="28"/>
+          <w:szCs w:val="28"/>
+        </w:rPr>
+      </w:pPr>
+      <w:bookmarkStart w:id="0" w:name="_GoBack"/>
+      <w:bookmarkEnd w:id="0"/>
     </w:p>
     <w:p>
       <w:pPr>
@@ -1318,8 +1431,6 @@
           </wp:inline>
         </w:drawing>
       </w:r>
-      <w:bookmarkStart w:id="0" w:name="_GoBack"/>
-      <w:bookmarkEnd w:id="0"/>
     </w:p>
     <w:p>
       <w:pPr>
@@ -1886,7 +1997,7 @@
     <w:lsdException w:uiPriority="99" w:name="Body Text Indent 3"/>
     <w:lsdException w:uiPriority="99" w:name="Block Text"/>
     <w:lsdException w:qFormat="1" w:uiPriority="99" w:semiHidden="0" w:name="Hyperlink"/>
-    <w:lsdException w:uiPriority="99" w:name="FollowedHyperlink"/>
+    <w:lsdException w:qFormat="1" w:uiPriority="99" w:name="FollowedHyperlink"/>
     <w:lsdException w:qFormat="1" w:unhideWhenUsed="0" w:uiPriority="22" w:semiHidden="0" w:name="Strong"/>
     <w:lsdException w:qFormat="1" w:unhideWhenUsed="0" w:uiPriority="20" w:semiHidden="0" w:name="Emphasis"/>
     <w:lsdException w:uiPriority="99" w:name="Document Map"/>
@@ -2214,6 +2325,7 @@
     <w:basedOn w:val="8"/>
     <w:semiHidden/>
     <w:unhideWhenUsed/>
+    <w:qFormat/>
     <w:uiPriority w:val="99"/>
     <w:rPr>
       <w:color w:val="800080"/>
